--- a/diploma/documents/ВКР/ВКР - Соломенников Николай v0.docx
+++ b/diploma/documents/ВКР/ВКР - Соломенников Николай v0.docx
@@ -1113,14 +1113,7 @@
                 <w:rStyle w:val="af1"/>
                 <w:noProof/>
               </w:rPr>
-              <w:t xml:space="preserve">1.2. Онтологические модели и задача автоматизированного </w:t>
-            </w:r>
-            <w:r>
-              <w:rPr>
-                <w:rStyle w:val="af1"/>
-                <w:noProof/>
-              </w:rPr>
-              <w:t>пополнения</w:t>
+              <w:t>1.2. Онтологические модели и задача автоматизированного пополнения</w:t>
             </w:r>
             <w:r>
               <w:rPr>
@@ -1264,21 +1257,7 @@
                 <w:rStyle w:val="af1"/>
                 <w:noProof/>
               </w:rPr>
-              <w:t>1.4 Требования к разрабатываемой системе и пос</w:t>
-            </w:r>
-            <w:r>
-              <w:rPr>
-                <w:rStyle w:val="af1"/>
-                <w:noProof/>
-              </w:rPr>
-              <w:t>т</w:t>
-            </w:r>
-            <w:r>
-              <w:rPr>
-                <w:rStyle w:val="af1"/>
-                <w:noProof/>
-              </w:rPr>
-              <w:t>ановка задачи</w:t>
+              <w:t>1.4 Требования к разрабатываемой системе и постановка задачи</w:t>
             </w:r>
             <w:r>
               <w:rPr>
@@ -1498,10 +1477,7 @@
         <w:t xml:space="preserve">действующий </w:t>
       </w:r>
       <w:r>
-        <w:t>программный прототип</w:t>
-      </w:r>
-      <w:r>
-        <w:t>;</w:t>
+        <w:t>программный прототип;</w:t>
       </w:r>
     </w:p>
     <w:p>
@@ -3093,14 +3069,8 @@
       <w:pPr>
         <w:spacing w:after="160" w:line="278" w:lineRule="auto"/>
         <w:ind w:firstLine="0"/>
-        <w:rPr>
-          <w:lang w:val="en-US"/>
-        </w:rPr>
-      </w:pPr>
-      <w:r>
-        <w:rPr>
-          <w:lang w:val="en-US"/>
-        </w:rPr>
+      </w:pPr>
+      <w:r>
         <w:br w:type="page"/>
       </w:r>
     </w:p>
@@ -3341,10 +3311,7 @@
         <w:jc w:val="both"/>
       </w:pPr>
       <w:r>
-        <w:t>Unified Document Data Model</w:t>
-      </w:r>
-      <w:r>
-        <w:t xml:space="preserve"> (</w:t>
+        <w:t>Unified Document Data Model (</w:t>
       </w:r>
       <w:r>
         <w:t>UDDM</w:t>
@@ -3387,10 +3354,7 @@
         <w:t xml:space="preserve">ABox </w:t>
       </w:r>
       <w:r>
-        <w:t xml:space="preserve">аксиомы </w:t>
-      </w:r>
-      <w:r>
-        <w:t>–</w:t>
+        <w:t>аксиомы –</w:t>
       </w:r>
       <w:r>
         <w:t xml:space="preserve"> набор RDF-утверждений, описывающих факты предметной области.</w:t>
@@ -6601,6 +6565,7 @@
   <w:style w:type="character" w:default="1" w:styleId="a0">
     <w:name w:val="Default Paragraph Font"/>
     <w:uiPriority w:val="1"/>
+    <w:semiHidden/>
     <w:unhideWhenUsed/>
   </w:style>
   <w:style w:type="table" w:default="1" w:styleId="a1">
